--- a/App/documents/Informações DDA.docx
+++ b/App/documents/Informações DDA.docx
@@ -34,7 +34,7 @@
     </w:p>
     <w:p>
       <w:r>
-        <w:t>==================================================================</w:t>
+        <w:t>---DOCUMENTO---</w:t>
       </w:r>
     </w:p>
     <w:p>
@@ -88,7 +88,7 @@
     </w:p>
     <w:p>
       <w:r>
-        <w:t>==================================================================</w:t>
+        <w:t>---DOCUMENTO---</w:t>
       </w:r>
     </w:p>
     <w:p>
@@ -134,7 +134,7 @@
     </w:p>
     <w:p>
       <w:r>
-        <w:t>==================================================================</w:t>
+        <w:t>---DOCUMENTO---</w:t>
       </w:r>
     </w:p>
     <w:p>
